--- a/c#dotnet/UnderstandingComputersToProgrammingLanguageC#.docx
+++ b/c#dotnet/UnderstandingComputersToProgrammingLanguageC#.docx
@@ -1,6 +1,6 @@
 
 <file path=word/document.xml><?xml version="1.0" encoding="utf-8"?>
-<w:document xmlns:wpc="http://schemas.microsoft.com/office/word/2010/wordprocessingCanvas" xmlns:cx="http://schemas.microsoft.com/office/drawing/2014/chartex" xmlns:cx1="http://schemas.microsoft.com/office/drawing/2015/9/8/chartex" xmlns:cx2="http://schemas.microsoft.com/office/drawing/2015/10/21/chartex" xmlns:cx3="http://schemas.microsoft.com/office/drawing/2016/5/9/chartex" xmlns:cx4="http://schemas.microsoft.com/office/drawing/2016/5/10/chartex" xmlns:cx5="http://schemas.microsoft.com/office/drawing/2016/5/11/chartex" xmlns:cx6="http://schemas.microsoft.com/office/drawing/2016/5/12/chartex" xmlns:cx7="http://schemas.microsoft.com/office/drawing/2016/5/13/chartex" xmlns:cx8="http://schemas.microsoft.com/office/drawing/2016/5/14/chartex" xmlns:mc="http://schemas.openxmlformats.org/markup-compatibility/2006" xmlns:aink="http://schemas.microsoft.com/office/drawing/2016/ink" xmlns:am3d="http://schemas.microsoft.com/office/drawing/2017/model3d" xmlns:o="urn:schemas-microsoft-com:office:office" xmlns:oel="http://schemas.microsoft.com/office/2019/extlst" xmlns:r="http://schemas.openxmlformats.org/officeDocument/2006/relationships" xmlns:m="http://schemas.openxmlformats.org/officeDocument/2006/math" xmlns:v="urn:schemas-microsoft-com:vml" xmlns:wp14="http://schemas.microsoft.com/office/word/2010/wordprocessingDrawing" xmlns:wp="http://schemas.openxmlformats.org/drawingml/2006/wordprocessingDrawing" xmlns:w10="urn:schemas-microsoft-com:office:word" xmlns:w="http://schemas.openxmlformats.org/wordprocessingml/2006/main" xmlns:w14="http://schemas.microsoft.com/office/word/2010/wordml" xmlns:w15="http://schemas.microsoft.com/office/word/2012/wordml" xmlns:w16cex="http://schemas.microsoft.com/office/word/2018/wordml/cex" xmlns:w16cid="http://schemas.microsoft.com/office/word/2016/wordml/cid" xmlns:w16="http://schemas.microsoft.com/office/word/2018/wordml" xmlns:w16sdtdh="http://schemas.microsoft.com/office/word/2020/wordml/sdtdatahash" xmlns:w16se="http://schemas.microsoft.com/office/word/2015/wordml/symex" xmlns:wpg="http://schemas.microsoft.com/office/word/2010/wordprocessingGroup" xmlns:wpi="http://schemas.microsoft.com/office/word/2010/wordprocessingInk" xmlns:wne="http://schemas.microsoft.com/office/word/2006/wordml" xmlns:wps="http://schemas.microsoft.com/office/word/2010/wordprocessingShape" mc:Ignorable="w14 w15 w16se w16cid w16 w16cex w16sdtdh wp14">
+<w:document xmlns:wpc="http://schemas.microsoft.com/office/word/2010/wordprocessingCanvas" xmlns:cx="http://schemas.microsoft.com/office/drawing/2014/chartex" xmlns:cx1="http://schemas.microsoft.com/office/drawing/2015/9/8/chartex" xmlns:cx2="http://schemas.microsoft.com/office/drawing/2015/10/21/chartex" xmlns:cx3="http://schemas.microsoft.com/office/drawing/2016/5/9/chartex" xmlns:cx4="http://schemas.microsoft.com/office/drawing/2016/5/10/chartex" xmlns:cx5="http://schemas.microsoft.com/office/drawing/2016/5/11/chartex" xmlns:cx6="http://schemas.microsoft.com/office/drawing/2016/5/12/chartex" xmlns:cx7="http://schemas.microsoft.com/office/drawing/2016/5/13/chartex" xmlns:cx8="http://schemas.microsoft.com/office/drawing/2016/5/14/chartex" xmlns:mc="http://schemas.openxmlformats.org/markup-compatibility/2006" xmlns:aink="http://schemas.microsoft.com/office/drawing/2016/ink" xmlns:am3d="http://schemas.microsoft.com/office/drawing/2017/model3d" xmlns:o="urn:schemas-microsoft-com:office:office" xmlns:oel="http://schemas.microsoft.com/office/2019/extlst" xmlns:r="http://schemas.openxmlformats.org/officeDocument/2006/relationships" xmlns:m="http://schemas.openxmlformats.org/officeDocument/2006/math" xmlns:v="urn:schemas-microsoft-com:vml" xmlns:wp14="http://schemas.microsoft.com/office/word/2010/wordprocessingDrawing" xmlns:wp="http://schemas.openxmlformats.org/drawingml/2006/wordprocessingDrawing" xmlns:w10="urn:schemas-microsoft-com:office:word" xmlns:w="http://schemas.openxmlformats.org/wordprocessingml/2006/main" xmlns:w14="http://schemas.microsoft.com/office/word/2010/wordml" xmlns:w15="http://schemas.microsoft.com/office/word/2012/wordml" xmlns:w16cex="http://schemas.microsoft.com/office/word/2018/wordml/cex" xmlns:w16cid="http://schemas.microsoft.com/office/word/2016/wordml/cid" xmlns:w16="http://schemas.microsoft.com/office/word/2018/wordml" xmlns:w16du="http://schemas.microsoft.com/office/word/2023/wordml/word16du" xmlns:w16sdtdh="http://schemas.microsoft.com/office/word/2020/wordml/sdtdatahash" xmlns:w16se="http://schemas.microsoft.com/office/word/2015/wordml/symex" xmlns:wpg="http://schemas.microsoft.com/office/word/2010/wordprocessingGroup" xmlns:wpi="http://schemas.microsoft.com/office/word/2010/wordprocessingInk" xmlns:wne="http://schemas.microsoft.com/office/word/2006/wordml" xmlns:wps="http://schemas.microsoft.com/office/word/2010/wordprocessingShape" mc:Ignorable="w14 w15 w16se w16cid w16 w16cex w16sdtdh w16du wp14">
   <w:body>
     <w:p>
       <w:pPr>
@@ -22,27 +22,7 @@
           <w:sz w:val="23"/>
           <w:szCs w:val="23"/>
         </w:rPr>
-        <w:t xml:space="preserve">We have a system that has CPU, memory, disk, network card, IO devices, etc. We need </w:t>
-      </w:r>
-      <w:proofErr w:type="gramStart"/>
-      <w:r>
-        <w:rPr>
-          <w:rFonts w:ascii="Segoe UI" w:hAnsi="Segoe UI" w:cs="Segoe UI"/>
-          <w:color w:val="232629"/>
-          <w:sz w:val="23"/>
-          <w:szCs w:val="23"/>
-        </w:rPr>
-        <w:t>a software</w:t>
-      </w:r>
-      <w:proofErr w:type="gramEnd"/>
-      <w:r>
-        <w:rPr>
-          <w:rFonts w:ascii="Segoe UI" w:hAnsi="Segoe UI" w:cs="Segoe UI"/>
-          <w:color w:val="232629"/>
-          <w:sz w:val="23"/>
-          <w:szCs w:val="23"/>
-        </w:rPr>
-        <w:t xml:space="preserve"> to manage these resources for us and let us use this system. That software is the kernel. (say Linux)</w:t>
+        <w:t>We have a system that has CPU, memory, disk, network card, IO devices, etc. We need a software to manage these resources for us and let us use this system. That software is the kernel. (say Linux)</w:t>
       </w:r>
     </w:p>
     <w:p>
@@ -65,47 +45,7 @@
           <w:sz w:val="23"/>
           <w:szCs w:val="23"/>
         </w:rPr>
-        <w:t xml:space="preserve">Now that we can control the </w:t>
-      </w:r>
-      <w:proofErr w:type="gramStart"/>
-      <w:r>
-        <w:rPr>
-          <w:rFonts w:ascii="Segoe UI" w:hAnsi="Segoe UI" w:cs="Segoe UI"/>
-          <w:color w:val="232629"/>
-          <w:sz w:val="23"/>
-          <w:szCs w:val="23"/>
-        </w:rPr>
-        <w:t>hardware</w:t>
-      </w:r>
-      <w:proofErr w:type="gramEnd"/>
-      <w:r>
-        <w:rPr>
-          <w:rFonts w:ascii="Segoe UI" w:hAnsi="Segoe UI" w:cs="Segoe UI"/>
-          <w:color w:val="232629"/>
-          <w:sz w:val="23"/>
-          <w:szCs w:val="23"/>
-        </w:rPr>
-        <w:t xml:space="preserve"> we need abstraction on top of it for daily usage for users. We need shell, windowing system, different </w:t>
-      </w:r>
-      <w:proofErr w:type="gramStart"/>
-      <w:r>
-        <w:rPr>
-          <w:rFonts w:ascii="Segoe UI" w:hAnsi="Segoe UI" w:cs="Segoe UI"/>
-          <w:color w:val="232629"/>
-          <w:sz w:val="23"/>
-          <w:szCs w:val="23"/>
-        </w:rPr>
-        <w:t>kind</w:t>
-      </w:r>
-      <w:proofErr w:type="gramEnd"/>
-      <w:r>
-        <w:rPr>
-          <w:rFonts w:ascii="Segoe UI" w:hAnsi="Segoe UI" w:cs="Segoe UI"/>
-          <w:color w:val="232629"/>
-          <w:sz w:val="23"/>
-          <w:szCs w:val="23"/>
-        </w:rPr>
-        <w:t xml:space="preserve"> of services and daemons. We call this whole package the Operating System. (say Ubuntu)</w:t>
+        <w:t>Now that we can control the hardware we need abstraction on top of it for daily usage for users. We need shell, windowing system, different kind of services and daemons. We call this whole package the Operating System. (say Ubuntu)</w:t>
       </w:r>
     </w:p>
     <w:p>
@@ -211,27 +151,7 @@
           <w:sz w:val="23"/>
           <w:szCs w:val="23"/>
         </w:rPr>
-        <w:t xml:space="preserve"> we </w:t>
-      </w:r>
-      <w:proofErr w:type="gramStart"/>
-      <w:r>
-        <w:rPr>
-          <w:rFonts w:ascii="Segoe UI" w:hAnsi="Segoe UI" w:cs="Segoe UI"/>
-          <w:color w:val="232629"/>
-          <w:sz w:val="23"/>
-          <w:szCs w:val="23"/>
-        </w:rPr>
-        <w:t>create</w:t>
-      </w:r>
-      <w:proofErr w:type="gramEnd"/>
-      <w:r>
-        <w:rPr>
-          <w:rFonts w:ascii="Segoe UI" w:hAnsi="Segoe UI" w:cs="Segoe UI"/>
-          <w:color w:val="232629"/>
-          <w:sz w:val="23"/>
-          <w:szCs w:val="23"/>
-        </w:rPr>
-        <w:t xml:space="preserve"> a new programming language and provide a new set of library functions but this time way easier to read and understand. (say C# and .NET 5 SDK)</w:t>
+        <w:t xml:space="preserve"> we create a new programming language and provide a new set of library functions but this time way easier to read and understand. (say C# and .NET 5 SDK)</w:t>
       </w:r>
     </w:p>
     <w:p>
@@ -274,27 +194,7 @@
           <w:sz w:val="23"/>
           <w:szCs w:val="23"/>
         </w:rPr>
-        <w:t xml:space="preserve"> we need a layer between our language and the OS. This piece of software must read our program and somehow translate it for the OS. This program is </w:t>
-      </w:r>
-      <w:proofErr w:type="gramStart"/>
-      <w:r>
-        <w:rPr>
-          <w:rFonts w:ascii="Segoe UI" w:hAnsi="Segoe UI" w:cs="Segoe UI"/>
-          <w:color w:val="232629"/>
-          <w:sz w:val="23"/>
-          <w:szCs w:val="23"/>
-        </w:rPr>
-        <w:t>the Runtime</w:t>
-      </w:r>
-      <w:proofErr w:type="gramEnd"/>
-      <w:r>
-        <w:rPr>
-          <w:rFonts w:ascii="Segoe UI" w:hAnsi="Segoe UI" w:cs="Segoe UI"/>
-          <w:color w:val="232629"/>
-          <w:sz w:val="23"/>
-          <w:szCs w:val="23"/>
-        </w:rPr>
-        <w:t>. (say .NET 5 Runtime)</w:t>
+        <w:t xml:space="preserve"> we need a layer between our language and the OS. This piece of software must read our program and somehow translate it for the OS. This program is the Runtime. (say .NET 5 Runtime)</w:t>
       </w:r>
     </w:p>
     <w:p>
@@ -393,47 +293,7 @@
           <w:sz w:val="23"/>
           <w:szCs w:val="23"/>
         </w:rPr>
-        <w:t xml:space="preserve">OK, let's review. We create an app with C# and .NET. </w:t>
-      </w:r>
-      <w:proofErr w:type="gramStart"/>
-      <w:r>
-        <w:rPr>
-          <w:rFonts w:ascii="Segoe UI" w:hAnsi="Segoe UI" w:cs="Segoe UI"/>
-          <w:color w:val="232629"/>
-          <w:sz w:val="23"/>
-          <w:szCs w:val="23"/>
-        </w:rPr>
-        <w:t>this</w:t>
-      </w:r>
-      <w:proofErr w:type="gramEnd"/>
-      <w:r>
-        <w:rPr>
-          <w:rFonts w:ascii="Segoe UI" w:hAnsi="Segoe UI" w:cs="Segoe UI"/>
-          <w:color w:val="232629"/>
-          <w:sz w:val="23"/>
-          <w:szCs w:val="23"/>
-        </w:rPr>
-        <w:t xml:space="preserve"> results in a program that is in the IL language. </w:t>
-      </w:r>
-      <w:proofErr w:type="gramStart"/>
-      <w:r>
-        <w:rPr>
-          <w:rFonts w:ascii="Segoe UI" w:hAnsi="Segoe UI" w:cs="Segoe UI"/>
-          <w:color w:val="232629"/>
-          <w:sz w:val="23"/>
-          <w:szCs w:val="23"/>
-        </w:rPr>
-        <w:t>OS</w:t>
-      </w:r>
-      <w:proofErr w:type="gramEnd"/>
-      <w:r>
-        <w:rPr>
-          <w:rFonts w:ascii="Segoe UI" w:hAnsi="Segoe UI" w:cs="Segoe UI"/>
-          <w:color w:val="232629"/>
-          <w:sz w:val="23"/>
-          <w:szCs w:val="23"/>
-        </w:rPr>
-        <w:t xml:space="preserve"> does not understand IL </w:t>
+        <w:t xml:space="preserve">OK, let's review. We create an app with C# and .NET. this results in a program that is in the IL language. OS does not understand IL </w:t>
       </w:r>
       <w:proofErr w:type="gramStart"/>
       <w:r>
@@ -552,7 +412,6 @@
           <w:sz w:val="23"/>
           <w:szCs w:val="23"/>
         </w:rPr>
-        <w:lastRenderedPageBreak/>
         <w:t xml:space="preserve">We include the runtime code inside our app; this way our app does not need the </w:t>
       </w:r>
       <w:proofErr w:type="gramStart"/>
@@ -579,7 +438,7 @@
     <w:p/>
     <w:sectPr>
       <w:pgSz w:w="12240" w:h="15840"/>
-      <w:pgMar w:top="1440" w:right="1440" w:bottom="1440" w:left="1440" w:header="720" w:footer="720" w:gutter="0"/>
+      <w:pgMar w:top="540" w:right="1440" w:bottom="1440" w:left="1440" w:header="720" w:footer="720" w:gutter="0"/>
       <w:cols w:space="720"/>
       <w:docGrid w:linePitch="360"/>
     </w:sectPr>
@@ -588,7 +447,7 @@
 </file>
 
 <file path=word/numbering.xml><?xml version="1.0" encoding="utf-8"?>
-<w:numbering xmlns:wpc="http://schemas.microsoft.com/office/word/2010/wordprocessingCanvas" xmlns:cx="http://schemas.microsoft.com/office/drawing/2014/chartex" xmlns:cx1="http://schemas.microsoft.com/office/drawing/2015/9/8/chartex" xmlns:cx2="http://schemas.microsoft.com/office/drawing/2015/10/21/chartex" xmlns:cx3="http://schemas.microsoft.com/office/drawing/2016/5/9/chartex" xmlns:cx4="http://schemas.microsoft.com/office/drawing/2016/5/10/chartex" xmlns:cx5="http://schemas.microsoft.com/office/drawing/2016/5/11/chartex" xmlns:cx6="http://schemas.microsoft.com/office/drawing/2016/5/12/chartex" xmlns:cx7="http://schemas.microsoft.com/office/drawing/2016/5/13/chartex" xmlns:cx8="http://schemas.microsoft.com/office/drawing/2016/5/14/chartex" xmlns:mc="http://schemas.openxmlformats.org/markup-compatibility/2006" xmlns:aink="http://schemas.microsoft.com/office/drawing/2016/ink" xmlns:am3d="http://schemas.microsoft.com/office/drawing/2017/model3d" xmlns:o="urn:schemas-microsoft-com:office:office" xmlns:oel="http://schemas.microsoft.com/office/2019/extlst" xmlns:r="http://schemas.openxmlformats.org/officeDocument/2006/relationships" xmlns:m="http://schemas.openxmlformats.org/officeDocument/2006/math" xmlns:v="urn:schemas-microsoft-com:vml" xmlns:wp14="http://schemas.microsoft.com/office/word/2010/wordprocessingDrawing" xmlns:wp="http://schemas.openxmlformats.org/drawingml/2006/wordprocessingDrawing" xmlns:w10="urn:schemas-microsoft-com:office:word" xmlns:w="http://schemas.openxmlformats.org/wordprocessingml/2006/main" xmlns:w14="http://schemas.microsoft.com/office/word/2010/wordml" xmlns:w15="http://schemas.microsoft.com/office/word/2012/wordml" xmlns:w16cex="http://schemas.microsoft.com/office/word/2018/wordml/cex" xmlns:w16cid="http://schemas.microsoft.com/office/word/2016/wordml/cid" xmlns:w16="http://schemas.microsoft.com/office/word/2018/wordml" xmlns:w16sdtdh="http://schemas.microsoft.com/office/word/2020/wordml/sdtdatahash" xmlns:w16se="http://schemas.microsoft.com/office/word/2015/wordml/symex" xmlns:wpg="http://schemas.microsoft.com/office/word/2010/wordprocessingGroup" xmlns:wpi="http://schemas.microsoft.com/office/word/2010/wordprocessingInk" xmlns:wne="http://schemas.microsoft.com/office/word/2006/wordml" xmlns:wps="http://schemas.microsoft.com/office/word/2010/wordprocessingShape" mc:Ignorable="w14 w15 w16se w16cid w16 w16cex w16sdtdh wp14">
+<w:numbering xmlns:wpc="http://schemas.microsoft.com/office/word/2010/wordprocessingCanvas" xmlns:cx="http://schemas.microsoft.com/office/drawing/2014/chartex" xmlns:cx1="http://schemas.microsoft.com/office/drawing/2015/9/8/chartex" xmlns:cx2="http://schemas.microsoft.com/office/drawing/2015/10/21/chartex" xmlns:cx3="http://schemas.microsoft.com/office/drawing/2016/5/9/chartex" xmlns:cx4="http://schemas.microsoft.com/office/drawing/2016/5/10/chartex" xmlns:cx5="http://schemas.microsoft.com/office/drawing/2016/5/11/chartex" xmlns:cx6="http://schemas.microsoft.com/office/drawing/2016/5/12/chartex" xmlns:cx7="http://schemas.microsoft.com/office/drawing/2016/5/13/chartex" xmlns:cx8="http://schemas.microsoft.com/office/drawing/2016/5/14/chartex" xmlns:mc="http://schemas.openxmlformats.org/markup-compatibility/2006" xmlns:aink="http://schemas.microsoft.com/office/drawing/2016/ink" xmlns:am3d="http://schemas.microsoft.com/office/drawing/2017/model3d" xmlns:o="urn:schemas-microsoft-com:office:office" xmlns:oel="http://schemas.microsoft.com/office/2019/extlst" xmlns:r="http://schemas.openxmlformats.org/officeDocument/2006/relationships" xmlns:m="http://schemas.openxmlformats.org/officeDocument/2006/math" xmlns:v="urn:schemas-microsoft-com:vml" xmlns:wp14="http://schemas.microsoft.com/office/word/2010/wordprocessingDrawing" xmlns:wp="http://schemas.openxmlformats.org/drawingml/2006/wordprocessingDrawing" xmlns:w10="urn:schemas-microsoft-com:office:word" xmlns:w="http://schemas.openxmlformats.org/wordprocessingml/2006/main" xmlns:w14="http://schemas.microsoft.com/office/word/2010/wordml" xmlns:w15="http://schemas.microsoft.com/office/word/2012/wordml" xmlns:w16cex="http://schemas.microsoft.com/office/word/2018/wordml/cex" xmlns:w16cid="http://schemas.microsoft.com/office/word/2016/wordml/cid" xmlns:w16="http://schemas.microsoft.com/office/word/2018/wordml" xmlns:w16du="http://schemas.microsoft.com/office/word/2023/wordml/word16du" xmlns:w16sdtdh="http://schemas.microsoft.com/office/word/2020/wordml/sdtdatahash" xmlns:w16se="http://schemas.microsoft.com/office/word/2015/wordml/symex" xmlns:wpg="http://schemas.microsoft.com/office/word/2010/wordprocessingGroup" xmlns:wpi="http://schemas.microsoft.com/office/word/2010/wordprocessingInk" xmlns:wne="http://schemas.microsoft.com/office/word/2006/wordml" xmlns:wps="http://schemas.microsoft.com/office/word/2010/wordprocessingShape" mc:Ignorable="w14 w15 w16se w16cid w16 w16cex w16sdtdh w16du wp14">
   <w:abstractNum w:abstractNumId="0" w15:restartNumberingAfterBreak="0">
     <w:nsid w:val="0F2E1C81"/>
     <w:multiLevelType w:val="multilevel"/>
@@ -709,7 +568,7 @@
 </file>
 
 <file path=word/styles.xml><?xml version="1.0" encoding="utf-8"?>
-<w:styles xmlns:mc="http://schemas.openxmlformats.org/markup-compatibility/2006" xmlns:r="http://schemas.openxmlformats.org/officeDocument/2006/relationships" xmlns:w="http://schemas.openxmlformats.org/wordprocessingml/2006/main" xmlns:w14="http://schemas.microsoft.com/office/word/2010/wordml" xmlns:w15="http://schemas.microsoft.com/office/word/2012/wordml" xmlns:w16cex="http://schemas.microsoft.com/office/word/2018/wordml/cex" xmlns:w16cid="http://schemas.microsoft.com/office/word/2016/wordml/cid" xmlns:w16="http://schemas.microsoft.com/office/word/2018/wordml" xmlns:w16sdtdh="http://schemas.microsoft.com/office/word/2020/wordml/sdtdatahash" xmlns:w16se="http://schemas.microsoft.com/office/word/2015/wordml/symex" mc:Ignorable="w14 w15 w16se w16cid w16 w16cex w16sdtdh">
+<w:styles xmlns:mc="http://schemas.openxmlformats.org/markup-compatibility/2006" xmlns:r="http://schemas.openxmlformats.org/officeDocument/2006/relationships" xmlns:w="http://schemas.openxmlformats.org/wordprocessingml/2006/main" xmlns:w14="http://schemas.microsoft.com/office/word/2010/wordml" xmlns:w15="http://schemas.microsoft.com/office/word/2012/wordml" xmlns:w16cex="http://schemas.microsoft.com/office/word/2018/wordml/cex" xmlns:w16cid="http://schemas.microsoft.com/office/word/2016/wordml/cid" xmlns:w16="http://schemas.microsoft.com/office/word/2018/wordml" xmlns:w16du="http://schemas.microsoft.com/office/word/2023/wordml/word16du" xmlns:w16sdtdh="http://schemas.microsoft.com/office/word/2020/wordml/sdtdatahash" xmlns:w16se="http://schemas.microsoft.com/office/word/2015/wordml/symex" mc:Ignorable="w14 w15 w16se w16cid w16 w16cex w16sdtdh w16du">
   <w:docDefaults>
     <w:rPrDefault>
       <w:rPr>
